--- a/SQL Validation.docx
+++ b/SQL Validation.docx
@@ -96,13 +96,15 @@
         <w:spacing w:after="0" w:line="252" w:lineRule="auto"/>
         <w:rPr>
           <w:rFonts w:ascii="Times New Roman" w:hAnsi="Times New Roman" w:cs="Times New Roman"/>
-          <w:sz w:val="22"/>
-          <w:szCs w:val="22"/>
-        </w:rPr>
-      </w:pPr>
-      <w:r>
-        <w:rPr>
-          <w:rFonts w:ascii="Times New Roman" w:hAnsi="Times New Roman" w:cs="Times New Roman"/>
+          <w:b/>
+          <w:sz w:val="22"/>
+          <w:szCs w:val="22"/>
+        </w:rPr>
+      </w:pPr>
+      <w:r>
+        <w:rPr>
+          <w:rFonts w:ascii="Times New Roman" w:hAnsi="Times New Roman" w:cs="Times New Roman"/>
+          <w:b/>
           <w:sz w:val="22"/>
           <w:szCs w:val="22"/>
         </w:rPr>
@@ -119,13 +121,15 @@
         <w:spacing w:after="0" w:line="252" w:lineRule="auto"/>
         <w:rPr>
           <w:rFonts w:ascii="Times New Roman" w:hAnsi="Times New Roman" w:cs="Times New Roman"/>
-          <w:sz w:val="22"/>
-          <w:szCs w:val="22"/>
-        </w:rPr>
-      </w:pPr>
-      <w:r>
-        <w:rPr>
-          <w:rFonts w:ascii="Times New Roman" w:hAnsi="Times New Roman" w:cs="Times New Roman"/>
+          <w:b/>
+          <w:sz w:val="22"/>
+          <w:szCs w:val="22"/>
+        </w:rPr>
+      </w:pPr>
+      <w:r>
+        <w:rPr>
+          <w:rFonts w:ascii="Times New Roman" w:hAnsi="Times New Roman" w:cs="Times New Roman"/>
+          <w:b/>
           <w:sz w:val="22"/>
           <w:szCs w:val="22"/>
         </w:rPr>
@@ -321,13 +325,15 @@
         <w:spacing w:after="0" w:line="252" w:lineRule="auto"/>
         <w:rPr>
           <w:rFonts w:ascii="Times New Roman" w:hAnsi="Times New Roman" w:cs="Times New Roman"/>
-          <w:sz w:val="22"/>
-          <w:szCs w:val="22"/>
-        </w:rPr>
-      </w:pPr>
-      <w:r>
-        <w:rPr>
-          <w:rFonts w:ascii="Times New Roman" w:hAnsi="Times New Roman" w:cs="Times New Roman"/>
+          <w:b/>
+          <w:sz w:val="22"/>
+          <w:szCs w:val="22"/>
+        </w:rPr>
+      </w:pPr>
+      <w:r>
+        <w:rPr>
+          <w:rFonts w:ascii="Times New Roman" w:hAnsi="Times New Roman" w:cs="Times New Roman"/>
+          <w:b/>
           <w:sz w:val="22"/>
           <w:szCs w:val="22"/>
         </w:rPr>
@@ -1048,13 +1054,15 @@
         <w:spacing w:after="0" w:line="252" w:lineRule="auto"/>
         <w:rPr>
           <w:rFonts w:ascii="Times New Roman" w:hAnsi="Times New Roman" w:cs="Times New Roman"/>
-          <w:sz w:val="22"/>
-          <w:szCs w:val="22"/>
-        </w:rPr>
-      </w:pPr>
-      <w:r>
-        <w:rPr>
-          <w:rFonts w:ascii="Times New Roman" w:hAnsi="Times New Roman" w:cs="Times New Roman"/>
+          <w:b/>
+          <w:sz w:val="22"/>
+          <w:szCs w:val="22"/>
+        </w:rPr>
+      </w:pPr>
+      <w:r>
+        <w:rPr>
+          <w:rFonts w:ascii="Times New Roman" w:hAnsi="Times New Roman" w:cs="Times New Roman"/>
+          <w:b/>
           <w:sz w:val="22"/>
           <w:szCs w:val="22"/>
         </w:rPr>
@@ -1072,8 +1080,6 @@
       </w:pPr>
       <w:r>
         <w:tab/>
-      </w:r>
-      <w:r>
         <w:t>SELECT employee_id,</w:t>
       </w:r>
     </w:p>
@@ -1110,9 +1116,14 @@
       <w:r>
         <w:t>COUNT(</w:t>
       </w:r>
+      <w:proofErr w:type="spellStart"/>
       <w:proofErr w:type="gramEnd"/>
       <w:r>
-        <w:t xml:space="preserve">employee_training.training_id) AS </w:t>
+        <w:t>employee_training.training_id</w:t>
+      </w:r>
+      <w:proofErr w:type="spellEnd"/>
+      <w:r>
+        <w:t xml:space="preserve">) AS </w:t>
       </w:r>
       <w:proofErr w:type="spellStart"/>
       <w:r>
@@ -1126,8 +1137,6 @@
       </w:pPr>
       <w:r>
         <w:tab/>
-      </w:r>
-      <w:r>
         <w:t xml:space="preserve">FROM employees </w:t>
       </w:r>
     </w:p>
@@ -1137,8 +1146,6 @@
       </w:pPr>
       <w:r>
         <w:tab/>
-      </w:r>
-      <w:r>
         <w:t xml:space="preserve">LEFT JOIN employee_trainings </w:t>
       </w:r>
     </w:p>
@@ -1151,8 +1158,6 @@
       </w:r>
       <w:r>
         <w:tab/>
-      </w:r>
-      <w:r>
         <w:t>ON employee.id = employee_id.employee_id</w:t>
       </w:r>
     </w:p>
@@ -1162,9 +1167,46 @@
       </w:pPr>
       <w:r>
         <w:tab/>
-      </w:r>
-      <w:r>
-        <w:t>GROUP BY employee.id, employee_id, name;</w:t>
+        <w:t xml:space="preserve">GROUP BY employee.id, </w:t>
+      </w:r>
+      <w:proofErr w:type="spellStart"/>
+      <w:r>
+        <w:t>employee_id</w:t>
+      </w:r>
+      <w:proofErr w:type="spellEnd"/>
+      <w:r>
+        <w:t>, name;</w:t>
+      </w:r>
+    </w:p>
+    <w:p>
+      <w:pPr>
+        <w:pStyle w:val="NoSpacing"/>
+      </w:pPr>
+      <w:r>
+        <w:tab/>
+      </w:r>
+    </w:p>
+    <w:p>
+      <w:pPr>
+        <w:pStyle w:val="NoSpacing"/>
+        <w:rPr>
+          <w:b/>
+        </w:rPr>
+      </w:pPr>
+      <w:r>
+        <w:tab/>
+      </w:r>
+      <w:r>
+        <w:rPr>
+          <w:b/>
+        </w:rPr>
+        <w:t>Explain:</w:t>
+      </w:r>
+      <w:r>
+        <w:rPr>
+          <w:b/>
+        </w:rPr>
+        <w:t xml:space="preserve"> COUNT calculate the total number of training assign to each employment.</w:t>
       </w:r>
     </w:p>
     <w:p>
@@ -1186,13 +1228,15 @@
         </w:numPr>
         <w:rPr>
           <w:rFonts w:ascii="Times New Roman" w:hAnsi="Times New Roman" w:cs="Times New Roman"/>
-          <w:sz w:val="22"/>
-          <w:szCs w:val="22"/>
-        </w:rPr>
-      </w:pPr>
-      <w:r>
-        <w:rPr>
-          <w:rFonts w:ascii="Times New Roman" w:hAnsi="Times New Roman" w:cs="Times New Roman"/>
+          <w:b/>
+          <w:sz w:val="22"/>
+          <w:szCs w:val="22"/>
+        </w:rPr>
+      </w:pPr>
+      <w:r>
+        <w:rPr>
+          <w:rFonts w:ascii="Times New Roman" w:hAnsi="Times New Roman" w:cs="Times New Roman"/>
+          <w:b/>
           <w:sz w:val="22"/>
           <w:szCs w:val="22"/>
         </w:rPr>
@@ -1292,9 +1336,522 @@
       <w:pPr>
         <w:pStyle w:val="NoSpacing"/>
         <w:ind w:left="720"/>
-      </w:pPr>
+        <w:rPr>
+          <w:b/>
+        </w:rPr>
+      </w:pPr>
+      <w:r>
+        <w:rPr>
+          <w:b/>
+        </w:rPr>
+        <w:t>Explain:</w:t>
+      </w:r>
+      <w:r>
+        <w:rPr>
+          <w:b/>
+        </w:rPr>
+        <w:t xml:space="preserve"> Join certification with employee &amp; filters certifications whose expire _date </w:t>
+      </w:r>
+      <w:proofErr w:type="gramStart"/>
+      <w:r>
+        <w:rPr>
+          <w:b/>
+        </w:rPr>
+        <w:t xml:space="preserve">falls  </w:t>
+      </w:r>
+      <w:proofErr w:type="spellStart"/>
+      <w:r>
+        <w:rPr>
+          <w:b/>
+        </w:rPr>
+        <w:t>Current</w:t>
+      </w:r>
+      <w:proofErr w:type="gramEnd"/>
+      <w:r>
+        <w:rPr>
+          <w:b/>
+        </w:rPr>
+        <w:t>_date</w:t>
+      </w:r>
+      <w:proofErr w:type="spellEnd"/>
+      <w:r>
+        <w:rPr>
+          <w:b/>
+        </w:rPr>
+        <w:t xml:space="preserve"> &amp; next 30 days</w:t>
+      </w:r>
+    </w:p>
+    <w:p>
+      <w:pPr>
+        <w:pStyle w:val="NoSpacing"/>
+        <w:ind w:left="720"/>
+      </w:pPr>
+    </w:p>
+    <w:p>
+      <w:pPr>
+        <w:pStyle w:val="NoSpacing"/>
+        <w:numPr>
+          <w:ilvl w:val="0"/>
+          <w:numId w:val="1"/>
+        </w:numPr>
+        <w:rPr>
+          <w:b/>
+        </w:rPr>
+      </w:pPr>
+      <w:r>
+        <w:rPr>
+          <w:b/>
+        </w:rPr>
+        <w:t>Employees with overdue trainings</w:t>
+      </w:r>
+    </w:p>
+    <w:p>
+      <w:r>
+        <w:tab/>
+        <w:t>Assume status = ‘overdue’</w:t>
+      </w:r>
+    </w:p>
+    <w:p>
+      <w:pPr>
+        <w:pStyle w:val="NoSpacing"/>
+      </w:pPr>
+      <w:r>
+        <w:tab/>
+        <w:t xml:space="preserve">SELECT </w:t>
+      </w:r>
+      <w:proofErr w:type="spellStart"/>
+      <w:r>
+        <w:t>employee_id</w:t>
+      </w:r>
+      <w:proofErr w:type="spellEnd"/>
+      <w:r>
+        <w:t>,</w:t>
+      </w:r>
+    </w:p>
+    <w:p>
+      <w:pPr>
+        <w:pStyle w:val="NoSpacing"/>
+      </w:pPr>
+      <w:r>
+        <w:tab/>
+      </w:r>
+      <w:r>
+        <w:tab/>
+      </w:r>
+      <w:proofErr w:type="gramStart"/>
+      <w:r>
+        <w:t>name</w:t>
+      </w:r>
+      <w:proofErr w:type="gramEnd"/>
+      <w:r>
+        <w:t>,</w:t>
+      </w:r>
+    </w:p>
+    <w:p>
+      <w:pPr>
+        <w:pStyle w:val="NoSpacing"/>
+      </w:pPr>
+      <w:r>
+        <w:tab/>
+      </w:r>
+      <w:r>
+        <w:tab/>
+      </w:r>
+      <w:proofErr w:type="spellStart"/>
+      <w:r>
+        <w:t>training_name</w:t>
+      </w:r>
+      <w:proofErr w:type="spellEnd"/>
+      <w:r>
+        <w:t>,</w:t>
+      </w:r>
+    </w:p>
+    <w:p>
+      <w:pPr>
+        <w:pStyle w:val="NoSpacing"/>
+      </w:pPr>
+      <w:r>
+        <w:tab/>
+      </w:r>
+      <w:r>
+        <w:tab/>
+      </w:r>
+      <w:proofErr w:type="gramStart"/>
+      <w:r>
+        <w:t>status</w:t>
+      </w:r>
+      <w:proofErr w:type="gramEnd"/>
+    </w:p>
+    <w:p>
+      <w:pPr>
+        <w:pStyle w:val="NoSpacing"/>
+      </w:pPr>
+      <w:r>
+        <w:tab/>
+        <w:t xml:space="preserve">FROM </w:t>
+      </w:r>
+      <w:proofErr w:type="spellStart"/>
+      <w:r>
+        <w:t>employee_training</w:t>
+      </w:r>
+      <w:proofErr w:type="spellEnd"/>
+      <w:r>
+        <w:t>,</w:t>
+      </w:r>
+    </w:p>
+    <w:p>
+      <w:pPr>
+        <w:pStyle w:val="NoSpacing"/>
+      </w:pPr>
+      <w:r>
+        <w:tab/>
+        <w:t>JOIN employees</w:t>
+      </w:r>
+    </w:p>
+    <w:p>
+      <w:pPr>
+        <w:pStyle w:val="NoSpacing"/>
+      </w:pPr>
+      <w:r>
+        <w:tab/>
+        <w:t xml:space="preserve">ON </w:t>
+      </w:r>
+      <w:proofErr w:type="spellStart"/>
+      <w:r>
+        <w:t>employee_training.employee_id</w:t>
+      </w:r>
+      <w:proofErr w:type="spellEnd"/>
+      <w:r>
+        <w:t xml:space="preserve"> = </w:t>
+      </w:r>
+      <w:proofErr w:type="spellStart"/>
+      <w:r>
+        <w:t>employee_id</w:t>
+      </w:r>
+      <w:proofErr w:type="spellEnd"/>
+    </w:p>
+    <w:p>
+      <w:pPr>
+        <w:pStyle w:val="NoSpacing"/>
+      </w:pPr>
+      <w:r>
+        <w:tab/>
+        <w:t>JOIN trainings</w:t>
+      </w:r>
+    </w:p>
+    <w:p>
+      <w:pPr>
+        <w:pStyle w:val="NoSpacing"/>
+      </w:pPr>
+      <w:r>
+        <w:tab/>
+        <w:t xml:space="preserve">ON </w:t>
+      </w:r>
+      <w:proofErr w:type="spellStart"/>
+      <w:r>
+        <w:t>employee_training.training_id</w:t>
+      </w:r>
+      <w:proofErr w:type="spellEnd"/>
+      <w:r>
+        <w:t xml:space="preserve"> = training.id</w:t>
+      </w:r>
+    </w:p>
+    <w:p>
+      <w:pPr>
+        <w:pStyle w:val="NoSpacing"/>
+      </w:pPr>
+      <w:r>
+        <w:tab/>
+        <w:t xml:space="preserve">WHERE </w:t>
+      </w:r>
+      <w:proofErr w:type="spellStart"/>
+      <w:r>
+        <w:t>employee_</w:t>
+      </w:r>
+      <w:proofErr w:type="gramStart"/>
+      <w:r>
+        <w:t>training.status</w:t>
+      </w:r>
+      <w:proofErr w:type="spellEnd"/>
+      <w:r>
+        <w:t xml:space="preserve"> </w:t>
+      </w:r>
+      <w:r>
+        <w:t xml:space="preserve"> =</w:t>
+      </w:r>
+      <w:proofErr w:type="gramEnd"/>
+      <w:r>
+        <w:t xml:space="preserve"> </w:t>
+      </w:r>
+      <w:r>
+        <w:t>‘overdue’</w:t>
+      </w:r>
+    </w:p>
+    <w:p>
+      <w:pPr>
+        <w:pStyle w:val="NoSpacing"/>
+      </w:pPr>
+    </w:p>
+    <w:p>
+      <w:pPr>
+        <w:pStyle w:val="NoSpacing"/>
+        <w:rPr>
+          <w:b/>
+        </w:rPr>
+      </w:pPr>
+      <w:r>
+        <w:rPr>
+          <w:b/>
+        </w:rPr>
+        <w:tab/>
+        <w:t xml:space="preserve">Explain: joins employees, </w:t>
+      </w:r>
+      <w:proofErr w:type="spellStart"/>
+      <w:r>
+        <w:rPr>
+          <w:b/>
+        </w:rPr>
+        <w:t>employee_</w:t>
+      </w:r>
+      <w:r>
+        <w:rPr>
+          <w:b/>
+        </w:rPr>
+        <w:t>trainings</w:t>
+      </w:r>
+      <w:proofErr w:type="spellEnd"/>
+      <w:r>
+        <w:rPr>
+          <w:b/>
+        </w:rPr>
+        <w:t xml:space="preserve"> and trainings &amp; Return employees whose training status is “Overdue”.</w:t>
+      </w:r>
+    </w:p>
+    <w:p>
+      <w:r>
+        <w:tab/>
+      </w:r>
+    </w:p>
+    <w:p>
+      <w:pPr>
+        <w:pStyle w:val="ListParagraph"/>
+        <w:numPr>
+          <w:ilvl w:val="0"/>
+          <w:numId w:val="1"/>
+        </w:numPr>
+        <w:rPr>
+          <w:b/>
+        </w:rPr>
+      </w:pPr>
+      <w:r>
+        <w:rPr>
+          <w:b/>
+        </w:rPr>
+        <w:t>Top 5 employees by completed trainings</w:t>
+      </w:r>
+    </w:p>
+    <w:p>
+      <w:pPr>
+        <w:pStyle w:val="ListParagraph"/>
+      </w:pPr>
+      <w:r>
+        <w:t>SELECT</w:t>
+      </w:r>
+    </w:p>
+    <w:p>
+      <w:pPr>
+        <w:pStyle w:val="ListParagraph"/>
+      </w:pPr>
+      <w:proofErr w:type="spellStart"/>
+      <w:r>
+        <w:t>employee_id</w:t>
+      </w:r>
+      <w:proofErr w:type="spellEnd"/>
+      <w:r>
+        <w:t>,</w:t>
+      </w:r>
+    </w:p>
+    <w:p>
+      <w:pPr>
+        <w:pStyle w:val="ListParagraph"/>
+      </w:pPr>
+      <w:proofErr w:type="gramStart"/>
+      <w:r>
+        <w:t>name</w:t>
+      </w:r>
+      <w:proofErr w:type="gramEnd"/>
+      <w:r>
+        <w:t>,</w:t>
+      </w:r>
+    </w:p>
+    <w:p>
+      <w:pPr>
+        <w:pStyle w:val="ListParagraph"/>
+      </w:pPr>
+      <w:r>
+        <w:t>COUNT (</w:t>
+      </w:r>
+      <w:proofErr w:type="spellStart"/>
+      <w:r>
+        <w:t>employee_training.training_id</w:t>
+      </w:r>
+      <w:proofErr w:type="spellEnd"/>
+      <w:r>
+        <w:t xml:space="preserve">) as </w:t>
+      </w:r>
+      <w:proofErr w:type="spellStart"/>
+      <w:r>
+        <w:t>completed_trainings</w:t>
+      </w:r>
+      <w:proofErr w:type="spellEnd"/>
+    </w:p>
+    <w:p>
+      <w:pPr>
+        <w:pStyle w:val="ListParagraph"/>
+      </w:pPr>
+      <w:r>
+        <w:t>FROM employees</w:t>
+      </w:r>
+    </w:p>
+    <w:p>
+      <w:pPr>
+        <w:pStyle w:val="ListParagraph"/>
+      </w:pPr>
+      <w:r>
+        <w:t xml:space="preserve">JOIN </w:t>
+      </w:r>
+      <w:proofErr w:type="spellStart"/>
+      <w:r>
+        <w:t>employee_trainings</w:t>
+      </w:r>
+      <w:proofErr w:type="spellEnd"/>
+    </w:p>
+    <w:p>
+      <w:pPr>
+        <w:pStyle w:val="ListParagraph"/>
+      </w:pPr>
+      <w:r>
+        <w:t xml:space="preserve">ON </w:t>
+      </w:r>
+      <w:proofErr w:type="spellStart"/>
+      <w:r>
+        <w:t>employee_id</w:t>
+      </w:r>
+      <w:proofErr w:type="spellEnd"/>
+      <w:r>
+        <w:t xml:space="preserve"> = </w:t>
+      </w:r>
+      <w:proofErr w:type="spellStart"/>
+      <w:r>
+        <w:t>employee_training.employee_id</w:t>
+      </w:r>
+      <w:proofErr w:type="spellEnd"/>
+    </w:p>
+    <w:p>
+      <w:pPr>
+        <w:pStyle w:val="ListParagraph"/>
+      </w:pPr>
+      <w:r>
+        <w:t xml:space="preserve">WHERE </w:t>
+      </w:r>
+      <w:proofErr w:type="spellStart"/>
+      <w:r>
+        <w:t>employee_training.status</w:t>
+      </w:r>
+      <w:proofErr w:type="spellEnd"/>
+      <w:r>
+        <w:t xml:space="preserve"> = ‘Completed’</w:t>
+      </w:r>
+    </w:p>
+    <w:p>
+      <w:pPr>
+        <w:pStyle w:val="ListParagraph"/>
+      </w:pPr>
+      <w:r>
+        <w:t>GROUP BY</w:t>
+      </w:r>
+    </w:p>
+    <w:p>
+      <w:pPr>
+        <w:pStyle w:val="ListParagraph"/>
+      </w:pPr>
+      <w:proofErr w:type="spellStart"/>
+      <w:r>
+        <w:t>Employee_id</w:t>
+      </w:r>
+      <w:proofErr w:type="spellEnd"/>
+      <w:r>
+        <w:t>,</w:t>
+      </w:r>
+    </w:p>
+    <w:p>
+      <w:pPr>
+        <w:pStyle w:val="ListParagraph"/>
+      </w:pPr>
+      <w:r>
+        <w:t>Name</w:t>
+      </w:r>
+    </w:p>
+    <w:p>
+      <w:pPr>
+        <w:pStyle w:val="ListParagraph"/>
+      </w:pPr>
+      <w:r>
+        <w:t xml:space="preserve">ORDER BY </w:t>
+      </w:r>
+      <w:proofErr w:type="spellStart"/>
+      <w:r>
+        <w:t>complete_training</w:t>
+      </w:r>
+      <w:proofErr w:type="spellEnd"/>
+      <w:r>
+        <w:t>’</w:t>
+      </w:r>
+    </w:p>
+    <w:p>
+      <w:pPr>
+        <w:pStyle w:val="ListParagraph"/>
+      </w:pPr>
+      <w:r>
+        <w:t>LIMIT 5;</w:t>
+      </w:r>
+    </w:p>
+    <w:p>
+      <w:pPr>
+        <w:pStyle w:val="ListParagraph"/>
+        <w:rPr>
+          <w:b/>
+        </w:rPr>
+      </w:pPr>
+      <w:r>
+        <w:rPr>
+          <w:b/>
+        </w:rPr>
+        <w:t>Explain:</w:t>
+      </w:r>
+      <w:r>
+        <w:rPr>
+          <w:b/>
+        </w:rPr>
+        <w:t xml:space="preserve"> Counts only trainings with status “completed” &amp; order to the result by highest number of completed trainings </w:t>
+      </w:r>
       <w:bookmarkStart w:id="0" w:name="_GoBack"/>
       <w:bookmarkEnd w:id="0"/>
+      <w:r>
+        <w:rPr>
+          <w:b/>
+        </w:rPr>
+        <w:t>the top five employees.</w:t>
+      </w:r>
+    </w:p>
+    <w:p>
+      <w:pPr>
+        <w:pStyle w:val="NoSpacing"/>
+        <w:ind w:left="720"/>
+        <w:rPr>
+          <w:b/>
+        </w:rPr>
+      </w:pPr>
     </w:p>
     <w:p>
       <w:pPr>
